--- a/docs/3_sentiment_classifier.docx
+++ b/docs/3_sentiment_classifier.docx
@@ -352,13 +352,13 @@
         </w:r>
       </w:hyperlink>
     </w:p>
-    <w:p/>
     <w:p>
       <w:pPr>
         <w:pStyle w:val="Heading1"/>
       </w:pPr>
       <w:bookmarkStart w:id="0" w:name="h_1_amac_ve_kapsam"/>
       <w:r>
+        <w:lastRenderedPageBreak/>
         <w:t>1. Amaç ve Kapsam</w:t>
       </w:r>
       <w:bookmarkEnd w:id="0"/>
@@ -428,7 +428,7 @@
         <w:pStyle w:val="ListBullet"/>
       </w:pPr>
       <w:r>
-        <w:t>Modelleme derinliği lead scoring çalışmasında (`docs/2_lead_scoring.docx`) yoğunlaştırıldı (LR vs LGBM bootstrap CI, paired test, SHAP, threshold sweep). Case study'nin 'genişlikten çok derinliği önemsiyoruz' yönlendirmesi izlenerek bu çalışmada baseline kalitesinde tutuldu, modelleme bütçesi yeniden harcanmadı.</w:t>
+        <w:t>Modelleme derinliği lead scoring çalışmasında (`docs/2_lead_scoring.docx`) yoğunlaştırıldı (LR vs LGBM bootstrap CI, paired test, SHAP, threshold sweep). Projenin 'genişlikten çok derinliği önemsiyoruz' tasarım kararı izlenerek bu çalışmada baseline kalitesinde tutuldu, modelleme bütçesi yeniden harcanmadı.</w:t>
       </w:r>
     </w:p>
     <w:p>
@@ -483,7 +483,7 @@
         <w:pStyle w:val="ListBullet"/>
       </w:pPr>
       <w:r>
-        <w:t>Çoklu model karşılaştırması — case study tekil LLM'le yeterli sayıyor; tek modelde per-class + per-dil + bootstrap CI + hata analizi derinleşti.</w:t>
+        <w:t>Çoklu model karşılaştırması — proje kapsamı tekil LLM'le yeterli sayıyor; tek modelde per-class + per-dil + bootstrap CI + hata analizi derinleşti.</w:t>
       </w:r>
     </w:p>
     <w:p>
@@ -491,8 +491,12 @@
         <w:pStyle w:val="Heading1"/>
       </w:pPr>
       <w:bookmarkStart w:id="3" w:name="h_2_degerlendirme_metrikleri_hizli_sozlu"/>
+    </w:p>
+    <w:p>
+      <w:pPr>
+        <w:pStyle w:val="Heading1"/>
+      </w:pPr>
       <w:r>
-        <w:lastRenderedPageBreak/>
         <w:t>2. Değerlendirme Metrikleri — Hızlı Sözlük</w:t>
       </w:r>
       <w:bookmarkEnd w:id="3"/>
@@ -876,12 +880,8 @@
         <w:pStyle w:val="Heading1"/>
       </w:pPr>
       <w:bookmarkStart w:id="4" w:name="h_3_veri_bolme_ve_sinif_dagilimi"/>
-    </w:p>
-    <w:p>
-      <w:pPr>
-        <w:pStyle w:val="Heading1"/>
-      </w:pPr>
       <w:r>
+        <w:lastRenderedPageBreak/>
         <w:t>3. Veri Bölme ve Sınıf Dağılımı</w:t>
       </w:r>
       <w:bookmarkEnd w:id="4"/>
@@ -900,7 +900,7 @@
           <w:noProof/>
         </w:rPr>
         <w:drawing>
-          <wp:inline distT="0" distB="0" distL="0" distR="0" wp14:anchorId="3AE353FD" wp14:editId="3E19F191">
+          <wp:inline distT="0" distB="0" distL="0" distR="0" wp14:anchorId="6B0D158A" wp14:editId="7000491D">
             <wp:extent cx="5303520" cy="3134896"/>
             <wp:effectExtent l="0" t="0" r="0" b="0"/>
             <wp:docPr id="1" name="Picture 1"/>
@@ -1008,9 +1008,29 @@
         <w:pStyle w:val="Heading2"/>
       </w:pPr>
       <w:bookmarkStart w:id="6" w:name="h_4_1_kavramsal_arka_plan_in_context_lea"/>
+    </w:p>
+    <w:p>
+      <w:pPr>
+        <w:pStyle w:val="Heading2"/>
+      </w:pPr>
       <w:r>
-        <w:lastRenderedPageBreak/>
-        <w:t>4.1 Kavramsal arka plan — in-context learning</w:t>
+        <w:t xml:space="preserve">4.1 </w:t>
+      </w:r>
+      <w:proofErr w:type="spellStart"/>
+      <w:r>
+        <w:t>Kavramsal</w:t>
+      </w:r>
+      <w:proofErr w:type="spellEnd"/>
+      <w:r>
+        <w:t xml:space="preserve"> </w:t>
+      </w:r>
+      <w:proofErr w:type="spellStart"/>
+      <w:r>
+        <w:t>arka</w:t>
+      </w:r>
+      <w:proofErr w:type="spellEnd"/>
+      <w:r>
+        <w:t xml:space="preserve"> plan — in-context learning</w:t>
       </w:r>
       <w:bookmarkEnd w:id="6"/>
     </w:p>
@@ -1121,6 +1141,7 @@
         <w:pStyle w:val="ListBullet"/>
       </w:pPr>
       <w:r>
+        <w:lastRenderedPageBreak/>
         <w:t>Sonuçlar `artifacts/sentiment_predictions/glm-4-5-air_test.parquet` altında repoda tracked. Repo klonlandığında bu cache var olduğu için OpenRouter'a tekrar çağrı yapmadan da metrikler ve grafikler üretilebilir.</w:t>
       </w:r>
     </w:p>
@@ -1130,7 +1151,6 @@
       </w:pPr>
       <w:bookmarkStart w:id="8" w:name="h_5_genel_sonuclar"/>
       <w:r>
-        <w:lastRenderedPageBreak/>
         <w:t>5. Genel Sonuçlar</w:t>
       </w:r>
       <w:bookmarkEnd w:id="8"/>
@@ -1570,7 +1590,7 @@
           <w:noProof/>
         </w:rPr>
         <w:drawing>
-          <wp:inline distT="0" distB="0" distL="0" distR="0" wp14:anchorId="04552DA8" wp14:editId="52C541AC">
+          <wp:inline distT="0" distB="0" distL="0" distR="0" wp14:anchorId="5601D2A6" wp14:editId="1EFB008D">
             <wp:extent cx="5303520" cy="2789394"/>
             <wp:effectExtent l="0" t="0" r="0" b="0"/>
             <wp:docPr id="2" name="Picture 2"/>
@@ -1638,7 +1658,7 @@
           <w:noProof/>
         </w:rPr>
         <w:drawing>
-          <wp:inline distT="0" distB="0" distL="0" distR="0" wp14:anchorId="747553CD" wp14:editId="541CC407">
+          <wp:inline distT="0" distB="0" distL="0" distR="0" wp14:anchorId="1E50D753" wp14:editId="1E61442D">
             <wp:extent cx="5303520" cy="4413823"/>
             <wp:effectExtent l="0" t="0" r="0" b="0"/>
             <wp:docPr id="3" name="Picture 3"/>
@@ -2062,49 +2082,20 @@
     </w:tbl>
     <w:p>
       <w:r>
-        <w:t xml:space="preserve">Diyagonal hücreler doğru tahminler. Off-diagonal'in büyük olduğu yerler hata kümeleridir — özellikle neutral sınıfı sık olarak diğer üç sınıfa kayıyor, model bu </w:t>
-      </w:r>
-      <w:proofErr w:type="spellStart"/>
-      <w:r>
-        <w:t>sınıfı</w:t>
-      </w:r>
-      <w:proofErr w:type="spellEnd"/>
-      <w:r>
-        <w:t xml:space="preserve"> '</w:t>
-      </w:r>
-      <w:proofErr w:type="spellStart"/>
-      <w:r>
-        <w:t>belirsiz</w:t>
-      </w:r>
-      <w:proofErr w:type="spellEnd"/>
-      <w:r>
-        <w:t xml:space="preserve">' </w:t>
-      </w:r>
-      <w:proofErr w:type="spellStart"/>
-      <w:r>
-        <w:t>kovasıyla</w:t>
-      </w:r>
-      <w:proofErr w:type="spellEnd"/>
-      <w:r>
-        <w:t xml:space="preserve"> </w:t>
-      </w:r>
-      <w:proofErr w:type="spellStart"/>
-      <w:r>
-        <w:t>karıştırıyor</w:t>
-      </w:r>
-      <w:proofErr w:type="spellEnd"/>
-      <w:r>
-        <w:t>.</w:t>
+        <w:t>Diyagonal hücreler doğru tahminler. Off-diagonal'in büyük olduğu yerler hata kümeleridir — özellikle neutral sınıfı sık olarak diğer üç sınıfa kayıyor, model bu sınıfı 'belirsiz' kovasıyla karıştırıyor.</w:t>
       </w:r>
     </w:p>
-    <w:p/>
-    <w:p/>
+    <w:p>
+      <w:pPr>
+        <w:pStyle w:val="Heading1"/>
+      </w:pPr>
+      <w:bookmarkStart w:id="11" w:name="h_7_dil_bazli_analiz_tr_en_mix"/>
+    </w:p>
     <w:p/>
     <w:p>
       <w:pPr>
         <w:pStyle w:val="Heading1"/>
       </w:pPr>
-      <w:bookmarkStart w:id="11" w:name="h_7_dil_bazli_analiz_tr_en_mix"/>
       <w:r>
         <w:lastRenderedPageBreak/>
         <w:t>7. Dil Bazlı Analiz — TR / EN / Mix</w:t>
@@ -2538,7 +2529,7 @@
           <w:noProof/>
         </w:rPr>
         <w:drawing>
-          <wp:inline distT="0" distB="0" distL="0" distR="0" wp14:anchorId="6E99113D" wp14:editId="0137430E">
+          <wp:inline distT="0" distB="0" distL="0" distR="0" wp14:anchorId="14812E98" wp14:editId="3AE53232">
             <wp:extent cx="5303520" cy="3140169"/>
             <wp:effectExtent l="0" t="0" r="0" b="0"/>
             <wp:docPr id="4" name="Picture 4"/>
@@ -2577,147 +2568,37 @@
     <w:p>
       <w:pPr>
         <w:jc w:val="center"/>
-        <w:rPr>
-          <w:i/>
-          <w:sz w:val="20"/>
-        </w:rPr>
       </w:pPr>
       <w:r>
         <w:rPr>
           <w:i/>
           <w:sz w:val="20"/>
         </w:rPr>
-        <w:t xml:space="preserve">Şekil 4 — Dile göre F1-macro ve F1-weighted. EN en yüksek, Mix en düşük; code-switching üzerinde ~3-5 puanlık bir </w:t>
-      </w:r>
-      <w:proofErr w:type="spellStart"/>
-      <w:r>
-        <w:rPr>
-          <w:i/>
-          <w:sz w:val="20"/>
-        </w:rPr>
-        <w:t>gerileme</w:t>
-      </w:r>
-      <w:proofErr w:type="spellEnd"/>
-      <w:r>
-        <w:rPr>
-          <w:i/>
-          <w:sz w:val="20"/>
-        </w:rPr>
-        <w:t xml:space="preserve"> </w:t>
-      </w:r>
-      <w:proofErr w:type="spellStart"/>
-      <w:r>
-        <w:rPr>
-          <w:i/>
-          <w:sz w:val="20"/>
-        </w:rPr>
-        <w:t>baseline'ın</w:t>
-      </w:r>
-      <w:proofErr w:type="spellEnd"/>
-      <w:r>
-        <w:rPr>
-          <w:i/>
-          <w:sz w:val="20"/>
-        </w:rPr>
-        <w:t xml:space="preserve"> </w:t>
-      </w:r>
-      <w:proofErr w:type="spellStart"/>
-      <w:r>
-        <w:rPr>
-          <w:i/>
-          <w:sz w:val="20"/>
-        </w:rPr>
-        <w:t>doğal</w:t>
-      </w:r>
-      <w:proofErr w:type="spellEnd"/>
-      <w:r>
-        <w:rPr>
-          <w:i/>
-          <w:sz w:val="20"/>
-        </w:rPr>
-        <w:t xml:space="preserve"> </w:t>
-      </w:r>
-      <w:proofErr w:type="spellStart"/>
-      <w:r>
-        <w:rPr>
-          <w:i/>
-          <w:sz w:val="20"/>
-        </w:rPr>
-        <w:t>limiti</w:t>
-      </w:r>
-      <w:proofErr w:type="spellEnd"/>
-      <w:r>
-        <w:rPr>
-          <w:i/>
-          <w:sz w:val="20"/>
-        </w:rPr>
-        <w:t>.</w:t>
+        <w:t>Şekil 4 — Dile göre F1-macro ve F1-weighted. EN en yüksek, Mix en düşük; code-switching üzerinde ~3-5 puanlık bir gerileme baseline'ın doğal limiti.</w:t>
       </w:r>
     </w:p>
     <w:p>
       <w:pPr>
-        <w:jc w:val="center"/>
-        <w:rPr>
-          <w:i/>
-          <w:sz w:val="20"/>
-        </w:rPr>
-      </w:pPr>
+        <w:pStyle w:val="Heading1"/>
+      </w:pPr>
+      <w:bookmarkStart w:id="12" w:name="h_8_istatistiksel_anlamlilik_bootstrap_c"/>
     </w:p>
     <w:p>
       <w:pPr>
-        <w:jc w:val="center"/>
-        <w:rPr>
-          <w:i/>
-          <w:sz w:val="20"/>
-        </w:rPr>
+        <w:pStyle w:val="Heading1"/>
       </w:pPr>
     </w:p>
     <w:p>
       <w:pPr>
-        <w:jc w:val="center"/>
-        <w:rPr>
-          <w:i/>
-          <w:sz w:val="20"/>
-        </w:rPr>
+        <w:pStyle w:val="Heading1"/>
       </w:pPr>
     </w:p>
+    <w:p/>
+    <w:p/>
     <w:p>
       <w:pPr>
-        <w:jc w:val="center"/>
-        <w:rPr>
-          <w:i/>
-          <w:sz w:val="20"/>
-        </w:rPr>
-      </w:pPr>
-    </w:p>
-    <w:p>
-      <w:pPr>
-        <w:jc w:val="center"/>
-        <w:rPr>
-          <w:i/>
-          <w:sz w:val="20"/>
-        </w:rPr>
-      </w:pPr>
-    </w:p>
-    <w:p>
-      <w:pPr>
-        <w:jc w:val="center"/>
-        <w:rPr>
-          <w:i/>
-          <w:sz w:val="20"/>
-        </w:rPr>
-      </w:pPr>
-    </w:p>
-    <w:p>
-      <w:pPr>
-        <w:jc w:val="center"/>
-      </w:pPr>
-    </w:p>
-    <w:p>
-      <w:pPr>
         <w:pStyle w:val="Heading1"/>
       </w:pPr>
-      <w:bookmarkStart w:id="12" w:name="h_8_istatistiksel_anlamlilik_bootstrap_c"/>
       <w:r>
         <w:lastRenderedPageBreak/>
         <w:t>8. İstatistiksel Anlamlılık — Bootstrap CI</w:t>
@@ -2738,7 +2619,7 @@
           <w:noProof/>
         </w:rPr>
         <w:drawing>
-          <wp:inline distT="0" distB="0" distL="0" distR="0" wp14:anchorId="40142729" wp14:editId="602F16C7">
+          <wp:inline distT="0" distB="0" distL="0" distR="0" wp14:anchorId="05C36BC1" wp14:editId="35097872">
             <wp:extent cx="5303520" cy="3140169"/>
             <wp:effectExtent l="0" t="0" r="0" b="0"/>
             <wp:docPr id="5" name="Picture 5"/>
@@ -2777,167 +2658,21 @@
     <w:p>
       <w:pPr>
         <w:jc w:val="center"/>
-        <w:rPr>
-          <w:i/>
-          <w:sz w:val="20"/>
-        </w:rPr>
       </w:pPr>
       <w:r>
         <w:rPr>
           <w:i/>
           <w:sz w:val="20"/>
         </w:rPr>
-        <w:t xml:space="preserve">Şekil 5 — F1-macro etrafında stratified bootstrap dağılımı (1000 iterasyon, seed=42). Dar bir CI test setinin </w:t>
-      </w:r>
-      <w:proofErr w:type="spellStart"/>
-      <w:r>
-        <w:rPr>
-          <w:i/>
-          <w:sz w:val="20"/>
-        </w:rPr>
-        <w:t>yeterince</w:t>
-      </w:r>
-      <w:proofErr w:type="spellEnd"/>
-      <w:r>
-        <w:rPr>
-          <w:i/>
-          <w:sz w:val="20"/>
-        </w:rPr>
-        <w:t xml:space="preserve"> </w:t>
-      </w:r>
-      <w:proofErr w:type="spellStart"/>
-      <w:r>
-        <w:rPr>
-          <w:i/>
-          <w:sz w:val="20"/>
-        </w:rPr>
-        <w:t>büyük</w:t>
-      </w:r>
-      <w:proofErr w:type="spellEnd"/>
-      <w:r>
-        <w:rPr>
-          <w:i/>
-          <w:sz w:val="20"/>
-        </w:rPr>
-        <w:t xml:space="preserve"> </w:t>
-      </w:r>
-      <w:proofErr w:type="spellStart"/>
-      <w:r>
-        <w:rPr>
-          <w:i/>
-          <w:sz w:val="20"/>
-        </w:rPr>
-        <w:t>olduğunu</w:t>
-      </w:r>
-      <w:proofErr w:type="spellEnd"/>
-      <w:r>
-        <w:rPr>
-          <w:i/>
-          <w:sz w:val="20"/>
-        </w:rPr>
-        <w:t xml:space="preserve"> </w:t>
-      </w:r>
-      <w:proofErr w:type="spellStart"/>
-      <w:r>
-        <w:rPr>
-          <w:i/>
-          <w:sz w:val="20"/>
-        </w:rPr>
-        <w:t>gösterir</w:t>
-      </w:r>
-      <w:proofErr w:type="spellEnd"/>
-      <w:r>
-        <w:rPr>
-          <w:i/>
-          <w:sz w:val="20"/>
-        </w:rPr>
-        <w:t>.</w:t>
+        <w:t>Şekil 5 — F1-macro etrafında stratified bootstrap dağılımı (1000 iterasyon, seed=42). Dar bir CI test setinin yeterince büyük olduğunu gösterir.</w:t>
       </w:r>
     </w:p>
     <w:p>
       <w:pPr>
-        <w:jc w:val="center"/>
-        <w:rPr>
-          <w:i/>
-          <w:sz w:val="20"/>
-        </w:rPr>
-      </w:pPr>
-    </w:p>
-    <w:p>
-      <w:pPr>
-        <w:jc w:val="center"/>
-        <w:rPr>
-          <w:i/>
-          <w:sz w:val="20"/>
-        </w:rPr>
-      </w:pPr>
-    </w:p>
-    <w:p>
-      <w:pPr>
-        <w:jc w:val="center"/>
-        <w:rPr>
-          <w:i/>
-          <w:sz w:val="20"/>
-        </w:rPr>
-      </w:pPr>
-    </w:p>
-    <w:p>
-      <w:pPr>
-        <w:jc w:val="center"/>
-        <w:rPr>
-          <w:i/>
-          <w:sz w:val="20"/>
-        </w:rPr>
-      </w:pPr>
-    </w:p>
-    <w:p>
-      <w:pPr>
-        <w:jc w:val="center"/>
-        <w:rPr>
-          <w:i/>
-          <w:sz w:val="20"/>
-        </w:rPr>
-      </w:pPr>
-    </w:p>
-    <w:p>
-      <w:pPr>
-        <w:jc w:val="center"/>
-        <w:rPr>
-          <w:i/>
-          <w:sz w:val="20"/>
-        </w:rPr>
-      </w:pPr>
-    </w:p>
-    <w:p>
-      <w:pPr>
-        <w:jc w:val="center"/>
-        <w:rPr>
-          <w:i/>
-          <w:sz w:val="20"/>
-        </w:rPr>
-      </w:pPr>
-    </w:p>
-    <w:p>
-      <w:pPr>
-        <w:jc w:val="center"/>
-        <w:rPr>
-          <w:i/>
-          <w:sz w:val="20"/>
-        </w:rPr>
-      </w:pPr>
-    </w:p>
-    <w:p>
-      <w:pPr>
-        <w:jc w:val="center"/>
-      </w:pPr>
-    </w:p>
-    <w:p>
-      <w:pPr>
         <w:pStyle w:val="Heading1"/>
       </w:pPr>
       <w:bookmarkStart w:id="13" w:name="h_9_hata_analizi"/>
       <w:r>
-        <w:lastRenderedPageBreak/>
         <w:t>9. Hata Analizi</w:t>
       </w:r>
       <w:bookmarkEnd w:id="13"/>
@@ -2987,8 +2722,9 @@
         <w:rPr>
           <w:noProof/>
         </w:rPr>
+        <w:lastRenderedPageBreak/>
         <w:drawing>
-          <wp:inline distT="0" distB="0" distL="0" distR="0" wp14:anchorId="0989AF28" wp14:editId="0211435D">
+          <wp:inline distT="0" distB="0" distL="0" distR="0" wp14:anchorId="475E8322" wp14:editId="0FD98167">
             <wp:extent cx="5303520" cy="2765997"/>
             <wp:effectExtent l="0" t="0" r="0" b="0"/>
             <wp:docPr id="6" name="Picture 6"/>
@@ -3027,154 +2763,95 @@
     <w:p>
       <w:pPr>
         <w:jc w:val="center"/>
-        <w:rPr>
-          <w:i/>
-          <w:sz w:val="20"/>
-        </w:rPr>
       </w:pPr>
       <w:r>
         <w:rPr>
           <w:i/>
           <w:sz w:val="20"/>
         </w:rPr>
-        <w:t xml:space="preserve">Şekil 6 — En sık 10 hata türü (gerçek → tahmin). Operasyonel ve doku açısından en pahalı hata </w:t>
+        <w:t>Şekil 6 — En sık 10 hata türü (gerçek → tahmin). Operasyonel ve doku açısından en pahalı hata türü §10'da ayrıca tartışılır.</w:t>
+      </w:r>
+    </w:p>
+    <w:p>
+      <w:pPr>
+        <w:pStyle w:val="Heading2"/>
+      </w:pPr>
+      <w:bookmarkStart w:id="14" w:name="h_9_1_ornek_yanlis_siniflandirmalar"/>
+    </w:p>
+    <w:p>
+      <w:pPr>
+        <w:pStyle w:val="Heading2"/>
+      </w:pPr>
+    </w:p>
+    <w:p>
+      <w:pPr>
+        <w:pStyle w:val="Heading2"/>
+      </w:pPr>
+    </w:p>
+    <w:p>
+      <w:pPr>
+        <w:pStyle w:val="Heading2"/>
+      </w:pPr>
+    </w:p>
+    <w:p>
+      <w:pPr>
+        <w:pStyle w:val="Heading2"/>
+      </w:pPr>
+    </w:p>
+    <w:p>
+      <w:pPr>
+        <w:pStyle w:val="Heading2"/>
+      </w:pPr>
+    </w:p>
+    <w:p>
+      <w:pPr>
+        <w:pStyle w:val="Heading2"/>
+      </w:pPr>
+    </w:p>
+    <w:p>
+      <w:pPr>
+        <w:pStyle w:val="Heading2"/>
+      </w:pPr>
+    </w:p>
+    <w:p>
+      <w:pPr>
+        <w:pStyle w:val="Heading2"/>
+      </w:pPr>
+    </w:p>
+    <w:p>
+      <w:pPr>
+        <w:pStyle w:val="Heading2"/>
+      </w:pPr>
+    </w:p>
+    <w:p>
+      <w:pPr>
+        <w:pStyle w:val="Heading2"/>
+      </w:pPr>
+    </w:p>
+    <w:p/>
+    <w:p/>
+    <w:p>
+      <w:pPr>
+        <w:pStyle w:val="Heading2"/>
+      </w:pPr>
+      <w:r>
+        <w:lastRenderedPageBreak/>
+        <w:t xml:space="preserve">9.1 Örnek </w:t>
       </w:r>
       <w:proofErr w:type="spellStart"/>
       <w:r>
-        <w:rPr>
-          <w:i/>
-          <w:sz w:val="20"/>
-        </w:rPr>
-        <w:t>türü</w:t>
+        <w:t>yanlış</w:t>
       </w:r>
       <w:proofErr w:type="spellEnd"/>
       <w:r>
-        <w:rPr>
-          <w:i/>
-          <w:sz w:val="20"/>
-        </w:rPr>
-        <w:t xml:space="preserve"> §10'da </w:t>
-      </w:r>
-      <w:proofErr w:type="spellStart"/>
-      <w:r>
-        <w:rPr>
-          <w:i/>
-          <w:sz w:val="20"/>
-        </w:rPr>
-        <w:t>ayrıca</w:t>
-      </w:r>
-      <w:proofErr w:type="spellEnd"/>
-      <w:r>
-        <w:rPr>
-          <w:i/>
-          <w:sz w:val="20"/>
-        </w:rPr>
         <w:t xml:space="preserve"> </w:t>
       </w:r>
       <w:proofErr w:type="spellStart"/>
       <w:r>
-        <w:rPr>
-          <w:i/>
-          <w:sz w:val="20"/>
-        </w:rPr>
-        <w:t>tartışılır</w:t>
-      </w:r>
-      <w:proofErr w:type="spellEnd"/>
-      <w:r>
-        <w:rPr>
-          <w:i/>
-          <w:sz w:val="20"/>
-        </w:rPr>
-        <w:t>.</w:t>
-      </w:r>
-    </w:p>
-    <w:p>
-      <w:pPr>
-        <w:jc w:val="center"/>
-        <w:rPr>
-          <w:i/>
-          <w:sz w:val="20"/>
-        </w:rPr>
-      </w:pPr>
-    </w:p>
-    <w:p>
-      <w:pPr>
-        <w:jc w:val="center"/>
-        <w:rPr>
-          <w:i/>
-          <w:sz w:val="20"/>
-        </w:rPr>
-      </w:pPr>
-    </w:p>
-    <w:p>
-      <w:pPr>
-        <w:jc w:val="center"/>
-        <w:rPr>
-          <w:i/>
-          <w:sz w:val="20"/>
-        </w:rPr>
-      </w:pPr>
-    </w:p>
-    <w:p>
-      <w:pPr>
-        <w:jc w:val="center"/>
-        <w:rPr>
-          <w:i/>
-          <w:sz w:val="20"/>
-        </w:rPr>
-      </w:pPr>
-    </w:p>
-    <w:p>
-      <w:pPr>
-        <w:jc w:val="center"/>
-        <w:rPr>
-          <w:i/>
-          <w:sz w:val="20"/>
-        </w:rPr>
-      </w:pPr>
-    </w:p>
-    <w:p>
-      <w:pPr>
-        <w:jc w:val="center"/>
-        <w:rPr>
-          <w:i/>
-          <w:sz w:val="20"/>
-        </w:rPr>
-      </w:pPr>
-    </w:p>
-    <w:p>
-      <w:pPr>
-        <w:jc w:val="center"/>
-        <w:rPr>
-          <w:i/>
-          <w:sz w:val="20"/>
-        </w:rPr>
-      </w:pPr>
-    </w:p>
-    <w:p>
-      <w:pPr>
-        <w:jc w:val="center"/>
-        <w:rPr>
-          <w:i/>
-          <w:sz w:val="20"/>
-        </w:rPr>
-      </w:pPr>
-    </w:p>
-    <w:p>
-      <w:pPr>
-        <w:jc w:val="center"/>
-      </w:pPr>
-    </w:p>
-    <w:p>
-      <w:pPr>
-        <w:pStyle w:val="Heading2"/>
-      </w:pPr>
-      <w:bookmarkStart w:id="14" w:name="h_9_1_ornek_yanlis_siniflandirmalar"/>
-      <w:r>
-        <w:lastRenderedPageBreak/>
-        <w:t>9.1 Örnek yanlış sınıflandırmalar</w:t>
+        <w:t>sınıflandırmalar</w:t>
       </w:r>
       <w:bookmarkEnd w:id="14"/>
+      <w:proofErr w:type="spellEnd"/>
     </w:p>
     <w:p>
       <w:r>
@@ -3205,14 +2882,14 @@
           <w:p>
             <w:pPr>
               <w:rPr>
-                <w:sz w:val="14"/>
-                <w:szCs w:val="14"/>
+                <w:sz w:val="13"/>
+                <w:szCs w:val="13"/>
               </w:rPr>
             </w:pPr>
             <w:r>
               <w:rPr>
-                <w:sz w:val="14"/>
-                <w:szCs w:val="14"/>
+                <w:sz w:val="13"/>
+                <w:szCs w:val="13"/>
               </w:rPr>
               <w:t>Dil</w:t>
             </w:r>
@@ -3226,14 +2903,14 @@
             <w:pPr>
               <w:cnfStyle w:val="100000000000" w:firstRow="1" w:lastRow="0" w:firstColumn="0" w:lastColumn="0" w:oddVBand="0" w:evenVBand="0" w:oddHBand="0" w:evenHBand="0" w:firstRowFirstColumn="0" w:firstRowLastColumn="0" w:lastRowFirstColumn="0" w:lastRowLastColumn="0"/>
               <w:rPr>
-                <w:sz w:val="14"/>
-                <w:szCs w:val="14"/>
+                <w:sz w:val="13"/>
+                <w:szCs w:val="13"/>
               </w:rPr>
             </w:pPr>
             <w:r>
               <w:rPr>
-                <w:sz w:val="14"/>
-                <w:szCs w:val="14"/>
+                <w:sz w:val="13"/>
+                <w:szCs w:val="13"/>
               </w:rPr>
               <w:t>Gerçek</w:t>
             </w:r>
@@ -3247,14 +2924,14 @@
             <w:pPr>
               <w:cnfStyle w:val="100000000000" w:firstRow="1" w:lastRow="0" w:firstColumn="0" w:lastColumn="0" w:oddVBand="0" w:evenVBand="0" w:oddHBand="0" w:evenHBand="0" w:firstRowFirstColumn="0" w:firstRowLastColumn="0" w:lastRowFirstColumn="0" w:lastRowLastColumn="0"/>
               <w:rPr>
-                <w:sz w:val="14"/>
-                <w:szCs w:val="14"/>
+                <w:sz w:val="13"/>
+                <w:szCs w:val="13"/>
               </w:rPr>
             </w:pPr>
             <w:r>
               <w:rPr>
-                <w:sz w:val="14"/>
-                <w:szCs w:val="14"/>
+                <w:sz w:val="13"/>
+                <w:szCs w:val="13"/>
               </w:rPr>
               <w:t>Tahmin</w:t>
             </w:r>
@@ -3268,14 +2945,14 @@
             <w:pPr>
               <w:cnfStyle w:val="100000000000" w:firstRow="1" w:lastRow="0" w:firstColumn="0" w:lastColumn="0" w:oddVBand="0" w:evenVBand="0" w:oddHBand="0" w:evenHBand="0" w:firstRowFirstColumn="0" w:firstRowLastColumn="0" w:lastRowFirstColumn="0" w:lastRowLastColumn="0"/>
               <w:rPr>
-                <w:sz w:val="14"/>
-                <w:szCs w:val="14"/>
+                <w:sz w:val="13"/>
+                <w:szCs w:val="13"/>
               </w:rPr>
             </w:pPr>
             <w:r>
               <w:rPr>
-                <w:sz w:val="14"/>
-                <w:szCs w:val="14"/>
+                <w:sz w:val="13"/>
+                <w:szCs w:val="13"/>
               </w:rPr>
               <w:t>Metin (kısaltılmış)</w:t>
             </w:r>
@@ -3295,14 +2972,14 @@
           <w:p>
             <w:pPr>
               <w:rPr>
-                <w:sz w:val="14"/>
-                <w:szCs w:val="14"/>
+                <w:sz w:val="13"/>
+                <w:szCs w:val="13"/>
               </w:rPr>
             </w:pPr>
             <w:r>
               <w:rPr>
-                <w:sz w:val="14"/>
-                <w:szCs w:val="14"/>
+                <w:sz w:val="13"/>
+                <w:szCs w:val="13"/>
               </w:rPr>
               <w:t>MIX</w:t>
             </w:r>
@@ -3317,14 +2994,14 @@
             <w:pPr>
               <w:cnfStyle w:val="000000100000" w:firstRow="0" w:lastRow="0" w:firstColumn="0" w:lastColumn="0" w:oddVBand="0" w:evenVBand="0" w:oddHBand="1" w:evenHBand="0" w:firstRowFirstColumn="0" w:firstRowLastColumn="0" w:lastRowFirstColumn="0" w:lastRowLastColumn="0"/>
               <w:rPr>
-                <w:sz w:val="14"/>
-                <w:szCs w:val="14"/>
+                <w:sz w:val="13"/>
+                <w:szCs w:val="13"/>
               </w:rPr>
             </w:pPr>
             <w:r>
               <w:rPr>
-                <w:sz w:val="14"/>
-                <w:szCs w:val="14"/>
+                <w:sz w:val="13"/>
+                <w:szCs w:val="13"/>
               </w:rPr>
               <w:t>disengaged</w:t>
             </w:r>
@@ -3339,14 +3016,14 @@
             <w:pPr>
               <w:cnfStyle w:val="000000100000" w:firstRow="0" w:lastRow="0" w:firstColumn="0" w:lastColumn="0" w:oddVBand="0" w:evenVBand="0" w:oddHBand="1" w:evenHBand="0" w:firstRowFirstColumn="0" w:firstRowLastColumn="0" w:lastRowFirstColumn="0" w:lastRowLastColumn="0"/>
               <w:rPr>
-                <w:sz w:val="14"/>
-                <w:szCs w:val="14"/>
+                <w:sz w:val="13"/>
+                <w:szCs w:val="13"/>
               </w:rPr>
             </w:pPr>
             <w:r>
               <w:rPr>
-                <w:sz w:val="14"/>
-                <w:szCs w:val="14"/>
+                <w:sz w:val="13"/>
+                <w:szCs w:val="13"/>
               </w:rPr>
               <w:t>neutral</w:t>
             </w:r>
@@ -3361,14 +3038,14 @@
             <w:pPr>
               <w:cnfStyle w:val="000000100000" w:firstRow="0" w:lastRow="0" w:firstColumn="0" w:lastColumn="0" w:oddVBand="0" w:evenVBand="0" w:oddHBand="1" w:evenHBand="0" w:firstRowFirstColumn="0" w:firstRowLastColumn="0" w:lastRowFirstColumn="0" w:lastRowLastColumn="0"/>
               <w:rPr>
-                <w:sz w:val="14"/>
-                <w:szCs w:val="14"/>
+                <w:sz w:val="13"/>
+                <w:szCs w:val="13"/>
               </w:rPr>
             </w:pPr>
             <w:r>
               <w:rPr>
-                <w:sz w:val="14"/>
-                <w:szCs w:val="14"/>
+                <w:sz w:val="13"/>
+                <w:szCs w:val="13"/>
               </w:rPr>
               <w:t>Son e-posta açıldı, ancak geri dönüş alamadım. Website'de yüksek bir ziyaret süresi var, ama ilgisini çekmediği anlaşılıyor. Follow-up için tekrar deneyeceğim.</w:t>
             </w:r>
@@ -3388,14 +3065,14 @@
           <w:p>
             <w:pPr>
               <w:rPr>
-                <w:sz w:val="14"/>
-                <w:szCs w:val="14"/>
+                <w:sz w:val="13"/>
+                <w:szCs w:val="13"/>
               </w:rPr>
             </w:pPr>
             <w:r>
               <w:rPr>
-                <w:sz w:val="14"/>
-                <w:szCs w:val="14"/>
+                <w:sz w:val="13"/>
+                <w:szCs w:val="13"/>
               </w:rPr>
               <w:t>MIX</w:t>
             </w:r>
@@ -3410,14 +3087,14 @@
             <w:pPr>
               <w:cnfStyle w:val="000000010000" w:firstRow="0" w:lastRow="0" w:firstColumn="0" w:lastColumn="0" w:oddVBand="0" w:evenVBand="0" w:oddHBand="0" w:evenHBand="1" w:firstRowFirstColumn="0" w:firstRowLastColumn="0" w:lastRowFirstColumn="0" w:lastRowLastColumn="0"/>
               <w:rPr>
-                <w:sz w:val="14"/>
-                <w:szCs w:val="14"/>
+                <w:sz w:val="13"/>
+                <w:szCs w:val="13"/>
               </w:rPr>
             </w:pPr>
             <w:r>
               <w:rPr>
-                <w:sz w:val="14"/>
-                <w:szCs w:val="14"/>
+                <w:sz w:val="13"/>
+                <w:szCs w:val="13"/>
               </w:rPr>
               <w:t>neutral</w:t>
             </w:r>
@@ -3432,14 +3109,14 @@
             <w:pPr>
               <w:cnfStyle w:val="000000010000" w:firstRow="0" w:lastRow="0" w:firstColumn="0" w:lastColumn="0" w:oddVBand="0" w:evenVBand="0" w:oddHBand="0" w:evenHBand="1" w:firstRowFirstColumn="0" w:firstRowLastColumn="0" w:lastRowFirstColumn="0" w:lastRowLastColumn="0"/>
               <w:rPr>
-                <w:sz w:val="14"/>
-                <w:szCs w:val="14"/>
+                <w:sz w:val="13"/>
+                <w:szCs w:val="13"/>
               </w:rPr>
             </w:pPr>
             <w:r>
               <w:rPr>
-                <w:sz w:val="14"/>
-                <w:szCs w:val="14"/>
+                <w:sz w:val="13"/>
+                <w:szCs w:val="13"/>
               </w:rPr>
               <w:t>positive_engagement</w:t>
             </w:r>
@@ -3454,14 +3131,14 @@
             <w:pPr>
               <w:cnfStyle w:val="000000010000" w:firstRow="0" w:lastRow="0" w:firstColumn="0" w:lastColumn="0" w:oddVBand="0" w:evenVBand="0" w:oddHBand="0" w:evenHBand="1" w:firstRowFirstColumn="0" w:firstRowLastColumn="0" w:lastRowFirstColumn="0" w:lastRowLastColumn="0"/>
               <w:rPr>
-                <w:sz w:val="14"/>
-                <w:szCs w:val="14"/>
+                <w:sz w:val="13"/>
+                <w:szCs w:val="13"/>
               </w:rPr>
             </w:pPr>
             <w:r>
               <w:rPr>
-                <w:sz w:val="14"/>
-                <w:szCs w:val="14"/>
+                <w:sz w:val="13"/>
+                <w:szCs w:val="13"/>
               </w:rPr>
               <w:t>E-posta açıldığına göre, Lead'in konuya ilgi duyduğunu ve web sitemizde biraz zaman geçirdiğini gözlemledik. Gelecek günlerde bir follow-up yaparak, ihtiyaçları hakkında daha fa...</w:t>
             </w:r>
@@ -3481,14 +3158,14 @@
           <w:p>
             <w:pPr>
               <w:rPr>
-                <w:sz w:val="14"/>
-                <w:szCs w:val="14"/>
+                <w:sz w:val="13"/>
+                <w:szCs w:val="13"/>
               </w:rPr>
             </w:pPr>
             <w:r>
               <w:rPr>
-                <w:sz w:val="14"/>
-                <w:szCs w:val="14"/>
+                <w:sz w:val="13"/>
+                <w:szCs w:val="13"/>
               </w:rPr>
               <w:t>TR</w:t>
             </w:r>
@@ -3503,14 +3180,14 @@
             <w:pPr>
               <w:cnfStyle w:val="000000100000" w:firstRow="0" w:lastRow="0" w:firstColumn="0" w:lastColumn="0" w:oddVBand="0" w:evenVBand="0" w:oddHBand="1" w:evenHBand="0" w:firstRowFirstColumn="0" w:firstRowLastColumn="0" w:lastRowFirstColumn="0" w:lastRowLastColumn="0"/>
               <w:rPr>
-                <w:sz w:val="14"/>
-                <w:szCs w:val="14"/>
+                <w:sz w:val="13"/>
+                <w:szCs w:val="13"/>
               </w:rPr>
             </w:pPr>
             <w:r>
               <w:rPr>
-                <w:sz w:val="14"/>
-                <w:szCs w:val="14"/>
+                <w:sz w:val="13"/>
+                <w:szCs w:val="13"/>
               </w:rPr>
               <w:t>neutral</w:t>
             </w:r>
@@ -3525,14 +3202,14 @@
             <w:pPr>
               <w:cnfStyle w:val="000000100000" w:firstRow="0" w:lastRow="0" w:firstColumn="0" w:lastColumn="0" w:oddVBand="0" w:evenVBand="0" w:oddHBand="1" w:evenHBand="0" w:firstRowFirstColumn="0" w:firstRowLastColumn="0" w:lastRowFirstColumn="0" w:lastRowLastColumn="0"/>
               <w:rPr>
-                <w:sz w:val="14"/>
-                <w:szCs w:val="14"/>
+                <w:sz w:val="13"/>
+                <w:szCs w:val="13"/>
               </w:rPr>
             </w:pPr>
             <w:r>
               <w:rPr>
-                <w:sz w:val="14"/>
-                <w:szCs w:val="14"/>
+                <w:sz w:val="13"/>
+                <w:szCs w:val="13"/>
               </w:rPr>
               <w:t>positive_engagement</w:t>
             </w:r>
@@ -3547,14 +3224,14 @@
             <w:pPr>
               <w:cnfStyle w:val="000000100000" w:firstRow="0" w:lastRow="0" w:firstColumn="0" w:lastColumn="0" w:oddVBand="0" w:evenVBand="0" w:oddHBand="1" w:evenHBand="0" w:firstRowFirstColumn="0" w:firstRowLastColumn="0" w:lastRowFirstColumn="0" w:lastRowLastColumn="0"/>
               <w:rPr>
-                <w:sz w:val="14"/>
-                <w:szCs w:val="14"/>
+                <w:sz w:val="13"/>
+                <w:szCs w:val="13"/>
               </w:rPr>
             </w:pPr>
             <w:r>
               <w:rPr>
-                <w:sz w:val="14"/>
-                <w:szCs w:val="14"/>
+                <w:sz w:val="13"/>
+                <w:szCs w:val="13"/>
               </w:rPr>
               <w:t>Web sitesini ziyaret etti ve yüksek süre boyunca Supply Chain Management ile ilgili içeriklerde gezindi. Bilgi edinme amacıyla ilgilendiği anlaşılıyor, takip edilmeye devam edil...</w:t>
             </w:r>
@@ -3574,14 +3251,14 @@
           <w:p>
             <w:pPr>
               <w:rPr>
-                <w:sz w:val="14"/>
-                <w:szCs w:val="14"/>
+                <w:sz w:val="13"/>
+                <w:szCs w:val="13"/>
               </w:rPr>
             </w:pPr>
             <w:r>
               <w:rPr>
-                <w:sz w:val="14"/>
-                <w:szCs w:val="14"/>
+                <w:sz w:val="13"/>
+                <w:szCs w:val="13"/>
               </w:rPr>
               <w:t>TR</w:t>
             </w:r>
@@ -3596,14 +3273,14 @@
             <w:pPr>
               <w:cnfStyle w:val="000000010000" w:firstRow="0" w:lastRow="0" w:firstColumn="0" w:lastColumn="0" w:oddVBand="0" w:evenVBand="0" w:oddHBand="0" w:evenHBand="1" w:firstRowFirstColumn="0" w:firstRowLastColumn="0" w:lastRowFirstColumn="0" w:lastRowLastColumn="0"/>
               <w:rPr>
-                <w:sz w:val="14"/>
-                <w:szCs w:val="14"/>
+                <w:sz w:val="13"/>
+                <w:szCs w:val="13"/>
               </w:rPr>
             </w:pPr>
             <w:r>
               <w:rPr>
-                <w:sz w:val="14"/>
-                <w:szCs w:val="14"/>
+                <w:sz w:val="13"/>
+                <w:szCs w:val="13"/>
               </w:rPr>
               <w:t>disengaged</w:t>
             </w:r>
@@ -3618,14 +3295,14 @@
             <w:pPr>
               <w:cnfStyle w:val="000000010000" w:firstRow="0" w:lastRow="0" w:firstColumn="0" w:lastColumn="0" w:oddVBand="0" w:evenVBand="0" w:oddHBand="0" w:evenHBand="1" w:firstRowFirstColumn="0" w:firstRowLastColumn="0" w:lastRowFirstColumn="0" w:lastRowLastColumn="0"/>
               <w:rPr>
-                <w:sz w:val="14"/>
-                <w:szCs w:val="14"/>
+                <w:sz w:val="13"/>
+                <w:szCs w:val="13"/>
               </w:rPr>
             </w:pPr>
             <w:r>
               <w:rPr>
-                <w:sz w:val="14"/>
-                <w:szCs w:val="14"/>
+                <w:sz w:val="13"/>
+                <w:szCs w:val="13"/>
               </w:rPr>
               <w:t>neutral</w:t>
             </w:r>
@@ -3640,14 +3317,14 @@
             <w:pPr>
               <w:cnfStyle w:val="000000010000" w:firstRow="0" w:lastRow="0" w:firstColumn="0" w:lastColumn="0" w:oddVBand="0" w:evenVBand="0" w:oddHBand="0" w:evenHBand="1" w:firstRowFirstColumn="0" w:firstRowLastColumn="0" w:lastRowFirstColumn="0" w:lastRowLastColumn="0"/>
               <w:rPr>
-                <w:sz w:val="14"/>
-                <w:szCs w:val="14"/>
+                <w:sz w:val="13"/>
+                <w:szCs w:val="13"/>
               </w:rPr>
             </w:pPr>
             <w:r>
               <w:rPr>
-                <w:sz w:val="14"/>
-                <w:szCs w:val="14"/>
+                <w:sz w:val="13"/>
+                <w:szCs w:val="13"/>
               </w:rPr>
               <w:t>Lead ile yapılan son görüşmede, sorularına kısaca yanıt verdim ancak ilgi düzeyinin düşük olduğu hissiyatını edindim. Gelecek haftalarda tekrar takip edeceğim.</w:t>
             </w:r>
@@ -3667,14 +3344,14 @@
           <w:p>
             <w:pPr>
               <w:rPr>
-                <w:sz w:val="14"/>
-                <w:szCs w:val="14"/>
+                <w:sz w:val="13"/>
+                <w:szCs w:val="13"/>
               </w:rPr>
             </w:pPr>
             <w:r>
               <w:rPr>
-                <w:sz w:val="14"/>
-                <w:szCs w:val="14"/>
+                <w:sz w:val="13"/>
+                <w:szCs w:val="13"/>
               </w:rPr>
               <w:t>TR</w:t>
             </w:r>
@@ -3689,14 +3366,14 @@
             <w:pPr>
               <w:cnfStyle w:val="000000100000" w:firstRow="0" w:lastRow="0" w:firstColumn="0" w:lastColumn="0" w:oddVBand="0" w:evenVBand="0" w:oddHBand="1" w:evenHBand="0" w:firstRowFirstColumn="0" w:firstRowLastColumn="0" w:lastRowFirstColumn="0" w:lastRowLastColumn="0"/>
               <w:rPr>
-                <w:sz w:val="14"/>
-                <w:szCs w:val="14"/>
+                <w:sz w:val="13"/>
+                <w:szCs w:val="13"/>
               </w:rPr>
             </w:pPr>
             <w:r>
               <w:rPr>
-                <w:sz w:val="14"/>
-                <w:szCs w:val="14"/>
+                <w:sz w:val="13"/>
+                <w:szCs w:val="13"/>
               </w:rPr>
               <w:t>disengaged</w:t>
             </w:r>
@@ -3711,14 +3388,14 @@
             <w:pPr>
               <w:cnfStyle w:val="000000100000" w:firstRow="0" w:lastRow="0" w:firstColumn="0" w:lastColumn="0" w:oddVBand="0" w:evenVBand="0" w:oddHBand="1" w:evenHBand="0" w:firstRowFirstColumn="0" w:firstRowLastColumn="0" w:lastRowFirstColumn="0" w:lastRowLastColumn="0"/>
               <w:rPr>
-                <w:sz w:val="14"/>
-                <w:szCs w:val="14"/>
+                <w:sz w:val="13"/>
+                <w:szCs w:val="13"/>
               </w:rPr>
             </w:pPr>
             <w:r>
               <w:rPr>
-                <w:sz w:val="14"/>
-                <w:szCs w:val="14"/>
+                <w:sz w:val="13"/>
+                <w:szCs w:val="13"/>
               </w:rPr>
               <w:t>neutral</w:t>
             </w:r>
@@ -3733,14 +3410,14 @@
             <w:pPr>
               <w:cnfStyle w:val="000000100000" w:firstRow="0" w:lastRow="0" w:firstColumn="0" w:lastColumn="0" w:oddVBand="0" w:evenVBand="0" w:oddHBand="1" w:evenHBand="0" w:firstRowFirstColumn="0" w:firstRowLastColumn="0" w:lastRowFirstColumn="0" w:lastRowLastColumn="0"/>
               <w:rPr>
-                <w:sz w:val="14"/>
-                <w:szCs w:val="14"/>
+                <w:sz w:val="13"/>
+                <w:szCs w:val="13"/>
               </w:rPr>
             </w:pPr>
             <w:r>
               <w:rPr>
-                <w:sz w:val="14"/>
-                <w:szCs w:val="14"/>
+                <w:sz w:val="13"/>
+                <w:szCs w:val="13"/>
               </w:rPr>
               <w:t>Lead, e-postadan bağlantıya tıklamış ancak daha sonra yanıt vermedi. Siteye orta süreyle göz atmış olsa da, şu anki ilgisi belirsiz görünüyor. Takip etmekte fayda var.</w:t>
             </w:r>
@@ -3760,14 +3437,14 @@
           <w:p>
             <w:pPr>
               <w:rPr>
-                <w:sz w:val="14"/>
-                <w:szCs w:val="14"/>
+                <w:sz w:val="13"/>
+                <w:szCs w:val="13"/>
               </w:rPr>
             </w:pPr>
             <w:r>
               <w:rPr>
-                <w:sz w:val="14"/>
-                <w:szCs w:val="14"/>
+                <w:sz w:val="13"/>
+                <w:szCs w:val="13"/>
               </w:rPr>
               <w:t>TR</w:t>
             </w:r>
@@ -3782,14 +3459,14 @@
             <w:pPr>
               <w:cnfStyle w:val="000000010000" w:firstRow="0" w:lastRow="0" w:firstColumn="0" w:lastColumn="0" w:oddVBand="0" w:evenVBand="0" w:oddHBand="0" w:evenHBand="1" w:firstRowFirstColumn="0" w:firstRowLastColumn="0" w:lastRowFirstColumn="0" w:lastRowLastColumn="0"/>
               <w:rPr>
-                <w:sz w:val="14"/>
-                <w:szCs w:val="14"/>
+                <w:sz w:val="13"/>
+                <w:szCs w:val="13"/>
               </w:rPr>
             </w:pPr>
             <w:r>
               <w:rPr>
-                <w:sz w:val="14"/>
-                <w:szCs w:val="14"/>
+                <w:sz w:val="13"/>
+                <w:szCs w:val="13"/>
               </w:rPr>
               <w:t>disengaged</w:t>
             </w:r>
@@ -3804,14 +3481,14 @@
             <w:pPr>
               <w:cnfStyle w:val="000000010000" w:firstRow="0" w:lastRow="0" w:firstColumn="0" w:lastColumn="0" w:oddVBand="0" w:evenVBand="0" w:oddHBand="0" w:evenHBand="1" w:firstRowFirstColumn="0" w:firstRowLastColumn="0" w:lastRowFirstColumn="0" w:lastRowLastColumn="0"/>
               <w:rPr>
-                <w:sz w:val="14"/>
-                <w:szCs w:val="14"/>
+                <w:sz w:val="13"/>
+                <w:szCs w:val="13"/>
               </w:rPr>
             </w:pPr>
             <w:r>
               <w:rPr>
-                <w:sz w:val="14"/>
-                <w:szCs w:val="14"/>
+                <w:sz w:val="13"/>
+                <w:szCs w:val="13"/>
               </w:rPr>
               <w:t>neutral</w:t>
             </w:r>
@@ -3826,14 +3503,14 @@
             <w:pPr>
               <w:cnfStyle w:val="000000010000" w:firstRow="0" w:lastRow="0" w:firstColumn="0" w:lastColumn="0" w:oddVBand="0" w:evenVBand="0" w:oddHBand="0" w:evenHBand="1" w:firstRowFirstColumn="0" w:firstRowLastColumn="0" w:lastRowFirstColumn="0" w:lastRowLastColumn="0"/>
               <w:rPr>
-                <w:sz w:val="14"/>
-                <w:szCs w:val="14"/>
+                <w:sz w:val="13"/>
+                <w:szCs w:val="13"/>
               </w:rPr>
             </w:pPr>
             <w:r>
               <w:rPr>
-                <w:sz w:val="14"/>
-                <w:szCs w:val="14"/>
+                <w:sz w:val="13"/>
+                <w:szCs w:val="13"/>
               </w:rPr>
               <w:t>E-posta açıldı, ancak geri dönüş yapılmadı. Siteye olan ilgi düşük gözüküyor. Takibe devam edilebilir.</w:t>
             </w:r>
@@ -3853,14 +3530,14 @@
           <w:p>
             <w:pPr>
               <w:rPr>
-                <w:sz w:val="14"/>
-                <w:szCs w:val="14"/>
+                <w:sz w:val="13"/>
+                <w:szCs w:val="13"/>
               </w:rPr>
             </w:pPr>
             <w:r>
               <w:rPr>
-                <w:sz w:val="14"/>
-                <w:szCs w:val="14"/>
+                <w:sz w:val="13"/>
+                <w:szCs w:val="13"/>
               </w:rPr>
               <w:t>TR</w:t>
             </w:r>
@@ -3875,14 +3552,14 @@
             <w:pPr>
               <w:cnfStyle w:val="000000100000" w:firstRow="0" w:lastRow="0" w:firstColumn="0" w:lastColumn="0" w:oddVBand="0" w:evenVBand="0" w:oddHBand="1" w:evenHBand="0" w:firstRowFirstColumn="0" w:firstRowLastColumn="0" w:lastRowFirstColumn="0" w:lastRowLastColumn="0"/>
               <w:rPr>
-                <w:sz w:val="14"/>
-                <w:szCs w:val="14"/>
+                <w:sz w:val="13"/>
+                <w:szCs w:val="13"/>
               </w:rPr>
             </w:pPr>
             <w:r>
               <w:rPr>
-                <w:sz w:val="14"/>
-                <w:szCs w:val="14"/>
+                <w:sz w:val="13"/>
+                <w:szCs w:val="13"/>
               </w:rPr>
               <w:t>disengaged</w:t>
             </w:r>
@@ -3897,14 +3574,14 @@
             <w:pPr>
               <w:cnfStyle w:val="000000100000" w:firstRow="0" w:lastRow="0" w:firstColumn="0" w:lastColumn="0" w:oddVBand="0" w:evenVBand="0" w:oddHBand="1" w:evenHBand="0" w:firstRowFirstColumn="0" w:firstRowLastColumn="0" w:lastRowFirstColumn="0" w:lastRowLastColumn="0"/>
               <w:rPr>
-                <w:sz w:val="14"/>
-                <w:szCs w:val="14"/>
+                <w:sz w:val="13"/>
+                <w:szCs w:val="13"/>
               </w:rPr>
             </w:pPr>
             <w:r>
               <w:rPr>
-                <w:sz w:val="14"/>
-                <w:szCs w:val="14"/>
+                <w:sz w:val="13"/>
+                <w:szCs w:val="13"/>
               </w:rPr>
               <w:t>neutral</w:t>
             </w:r>
@@ -3919,14 +3596,14 @@
             <w:pPr>
               <w:cnfStyle w:val="000000100000" w:firstRow="0" w:lastRow="0" w:firstColumn="0" w:lastColumn="0" w:oddVBand="0" w:evenVBand="0" w:oddHBand="1" w:evenHBand="0" w:firstRowFirstColumn="0" w:firstRowLastColumn="0" w:lastRowFirstColumn="0" w:lastRowLastColumn="0"/>
               <w:rPr>
-                <w:sz w:val="14"/>
-                <w:szCs w:val="14"/>
+                <w:sz w:val="13"/>
+                <w:szCs w:val="13"/>
               </w:rPr>
             </w:pPr>
             <w:r>
               <w:rPr>
-                <w:sz w:val="14"/>
-                <w:szCs w:val="14"/>
+                <w:sz w:val="13"/>
+                <w:szCs w:val="13"/>
               </w:rPr>
               <w:t>Son e-postayı açtı, ancak herhangi bir yanıt alamadım. İlgisini çekip çekmediği belirsiz. Siteyi de kısa süreli ziyaret etti.</w:t>
             </w:r>
@@ -3946,14 +3623,14 @@
           <w:p>
             <w:pPr>
               <w:rPr>
-                <w:sz w:val="14"/>
-                <w:szCs w:val="14"/>
+                <w:sz w:val="13"/>
+                <w:szCs w:val="13"/>
               </w:rPr>
             </w:pPr>
             <w:r>
               <w:rPr>
-                <w:sz w:val="14"/>
-                <w:szCs w:val="14"/>
+                <w:sz w:val="13"/>
+                <w:szCs w:val="13"/>
               </w:rPr>
               <w:t>MIX</w:t>
             </w:r>
@@ -3968,14 +3645,14 @@
             <w:pPr>
               <w:cnfStyle w:val="000000010000" w:firstRow="0" w:lastRow="0" w:firstColumn="0" w:lastColumn="0" w:oddVBand="0" w:evenVBand="0" w:oddHBand="0" w:evenHBand="1" w:firstRowFirstColumn="0" w:firstRowLastColumn="0" w:lastRowFirstColumn="0" w:lastRowLastColumn="0"/>
               <w:rPr>
-                <w:sz w:val="14"/>
-                <w:szCs w:val="14"/>
+                <w:sz w:val="13"/>
+                <w:szCs w:val="13"/>
               </w:rPr>
             </w:pPr>
             <w:r>
               <w:rPr>
-                <w:sz w:val="14"/>
-                <w:szCs w:val="14"/>
+                <w:sz w:val="13"/>
+                <w:szCs w:val="13"/>
               </w:rPr>
               <w:t>disengaged</w:t>
             </w:r>
@@ -3990,14 +3667,14 @@
             <w:pPr>
               <w:cnfStyle w:val="000000010000" w:firstRow="0" w:lastRow="0" w:firstColumn="0" w:lastColumn="0" w:oddVBand="0" w:evenVBand="0" w:oddHBand="0" w:evenHBand="1" w:firstRowFirstColumn="0" w:firstRowLastColumn="0" w:lastRowFirstColumn="0" w:lastRowLastColumn="0"/>
               <w:rPr>
-                <w:sz w:val="14"/>
-                <w:szCs w:val="14"/>
+                <w:sz w:val="13"/>
+                <w:szCs w:val="13"/>
               </w:rPr>
             </w:pPr>
             <w:r>
               <w:rPr>
-                <w:sz w:val="14"/>
-                <w:szCs w:val="14"/>
+                <w:sz w:val="13"/>
+                <w:szCs w:val="13"/>
               </w:rPr>
               <w:t>neutral</w:t>
             </w:r>
@@ -4012,14 +3689,14 @@
             <w:pPr>
               <w:cnfStyle w:val="000000010000" w:firstRow="0" w:lastRow="0" w:firstColumn="0" w:lastColumn="0" w:oddVBand="0" w:evenVBand="0" w:oddHBand="0" w:evenHBand="1" w:firstRowFirstColumn="0" w:firstRowLastColumn="0" w:lastRowFirstColumn="0" w:lastRowLastColumn="0"/>
               <w:rPr>
-                <w:sz w:val="14"/>
-                <w:szCs w:val="14"/>
+                <w:sz w:val="13"/>
+                <w:szCs w:val="13"/>
               </w:rPr>
             </w:pPr>
             <w:r>
               <w:rPr>
-                <w:sz w:val="14"/>
-                <w:szCs w:val="14"/>
+                <w:sz w:val="13"/>
+                <w:szCs w:val="13"/>
               </w:rPr>
               <w:t>Lead, geçen hafta gönderilen e-postayı açtı ama sonrasında herhangi bir yanıt vermedi. Görüşme için önerdiğim zaman dilimlerine dönüş yapmadı ve siteyi ziyaret süresi oldukça kı...</w:t>
             </w:r>
@@ -4039,14 +3716,14 @@
           <w:p>
             <w:pPr>
               <w:rPr>
-                <w:sz w:val="14"/>
-                <w:szCs w:val="14"/>
+                <w:sz w:val="13"/>
+                <w:szCs w:val="13"/>
               </w:rPr>
             </w:pPr>
             <w:r>
               <w:rPr>
-                <w:sz w:val="14"/>
-                <w:szCs w:val="14"/>
+                <w:sz w:val="13"/>
+                <w:szCs w:val="13"/>
               </w:rPr>
               <w:t>MIX</w:t>
             </w:r>
@@ -4061,14 +3738,14 @@
             <w:pPr>
               <w:cnfStyle w:val="000000100000" w:firstRow="0" w:lastRow="0" w:firstColumn="0" w:lastColumn="0" w:oddVBand="0" w:evenVBand="0" w:oddHBand="1" w:evenHBand="0" w:firstRowFirstColumn="0" w:firstRowLastColumn="0" w:lastRowFirstColumn="0" w:lastRowLastColumn="0"/>
               <w:rPr>
-                <w:sz w:val="14"/>
-                <w:szCs w:val="14"/>
+                <w:sz w:val="13"/>
+                <w:szCs w:val="13"/>
               </w:rPr>
             </w:pPr>
             <w:r>
               <w:rPr>
-                <w:sz w:val="14"/>
-                <w:szCs w:val="14"/>
+                <w:sz w:val="13"/>
+                <w:szCs w:val="13"/>
               </w:rPr>
               <w:t>neutral</w:t>
             </w:r>
@@ -4083,14 +3760,14 @@
             <w:pPr>
               <w:cnfStyle w:val="000000100000" w:firstRow="0" w:lastRow="0" w:firstColumn="0" w:lastColumn="0" w:oddVBand="0" w:evenVBand="0" w:oddHBand="1" w:evenHBand="0" w:firstRowFirstColumn="0" w:firstRowLastColumn="0" w:lastRowFirstColumn="0" w:lastRowLastColumn="0"/>
               <w:rPr>
-                <w:sz w:val="14"/>
-                <w:szCs w:val="14"/>
+                <w:sz w:val="13"/>
+                <w:szCs w:val="13"/>
               </w:rPr>
             </w:pPr>
             <w:r>
               <w:rPr>
-                <w:sz w:val="14"/>
-                <w:szCs w:val="14"/>
+                <w:sz w:val="13"/>
+                <w:szCs w:val="13"/>
               </w:rPr>
               <w:t>disengaged</w:t>
             </w:r>
@@ -4105,14 +3782,14 @@
             <w:pPr>
               <w:cnfStyle w:val="000000100000" w:firstRow="0" w:lastRow="0" w:firstColumn="0" w:lastColumn="0" w:oddVBand="0" w:evenVBand="0" w:oddHBand="1" w:evenHBand="0" w:firstRowFirstColumn="0" w:firstRowLastColumn="0" w:lastRowFirstColumn="0" w:lastRowLastColumn="0"/>
               <w:rPr>
-                <w:sz w:val="14"/>
-                <w:szCs w:val="14"/>
+                <w:sz w:val="13"/>
+                <w:szCs w:val="13"/>
               </w:rPr>
             </w:pPr>
             <w:r>
               <w:rPr>
-                <w:sz w:val="14"/>
-                <w:szCs w:val="14"/>
+                <w:sz w:val="13"/>
+                <w:szCs w:val="13"/>
               </w:rPr>
               <w:t>Lead, gönderilen e-postayı açtı ancak sitede geçirdiği süre oldukça kısa. Bilgi almak için bir 'follow-up' yapılması faydalı olabilir. Pricing ve demo detayları hakkında ilgi gö...</w:t>
             </w:r>
@@ -4132,14 +3809,14 @@
           <w:p>
             <w:pPr>
               <w:rPr>
-                <w:sz w:val="14"/>
-                <w:szCs w:val="14"/>
+                <w:sz w:val="13"/>
+                <w:szCs w:val="13"/>
               </w:rPr>
             </w:pPr>
             <w:r>
               <w:rPr>
-                <w:sz w:val="14"/>
-                <w:szCs w:val="14"/>
+                <w:sz w:val="13"/>
+                <w:szCs w:val="13"/>
               </w:rPr>
               <w:t>TR</w:t>
             </w:r>
@@ -4154,14 +3831,14 @@
             <w:pPr>
               <w:cnfStyle w:val="000000010000" w:firstRow="0" w:lastRow="0" w:firstColumn="0" w:lastColumn="0" w:oddVBand="0" w:evenVBand="0" w:oddHBand="0" w:evenHBand="1" w:firstRowFirstColumn="0" w:firstRowLastColumn="0" w:lastRowFirstColumn="0" w:lastRowLastColumn="0"/>
               <w:rPr>
-                <w:sz w:val="14"/>
-                <w:szCs w:val="14"/>
+                <w:sz w:val="13"/>
+                <w:szCs w:val="13"/>
               </w:rPr>
             </w:pPr>
             <w:r>
               <w:rPr>
-                <w:sz w:val="14"/>
-                <w:szCs w:val="14"/>
+                <w:sz w:val="13"/>
+                <w:szCs w:val="13"/>
               </w:rPr>
               <w:t>neutral</w:t>
             </w:r>
@@ -4176,14 +3853,14 @@
             <w:pPr>
               <w:cnfStyle w:val="000000010000" w:firstRow="0" w:lastRow="0" w:firstColumn="0" w:lastColumn="0" w:oddVBand="0" w:evenVBand="0" w:oddHBand="0" w:evenHBand="1" w:firstRowFirstColumn="0" w:firstRowLastColumn="0" w:lastRowFirstColumn="0" w:lastRowLastColumn="0"/>
               <w:rPr>
-                <w:sz w:val="14"/>
-                <w:szCs w:val="14"/>
+                <w:sz w:val="13"/>
+                <w:szCs w:val="13"/>
               </w:rPr>
             </w:pPr>
             <w:r>
               <w:rPr>
-                <w:sz w:val="14"/>
-                <w:szCs w:val="14"/>
+                <w:sz w:val="13"/>
+                <w:szCs w:val="13"/>
               </w:rPr>
               <w:t>disengaged</w:t>
             </w:r>
@@ -4198,14 +3875,14 @@
             <w:pPr>
               <w:cnfStyle w:val="000000010000" w:firstRow="0" w:lastRow="0" w:firstColumn="0" w:lastColumn="0" w:oddVBand="0" w:evenVBand="0" w:oddHBand="0" w:evenHBand="1" w:firstRowFirstColumn="0" w:firstRowLastColumn="0" w:lastRowFirstColumn="0" w:lastRowLastColumn="0"/>
               <w:rPr>
-                <w:sz w:val="14"/>
-                <w:szCs w:val="14"/>
+                <w:sz w:val="13"/>
+                <w:szCs w:val="13"/>
               </w:rPr>
             </w:pPr>
             <w:r>
               <w:rPr>
-                <w:sz w:val="14"/>
-                <w:szCs w:val="14"/>
+                <w:sz w:val="13"/>
+                <w:szCs w:val="13"/>
               </w:rPr>
               <w:t>Yapılan Olark sohbetinde, lead ile genel bilgiler paylaşıldı. Uzmanlık alanı ve meslek hakkında detaylı bilgi alınamadı. Siteye olan ilgisi sınırlı görünüyor.</w:t>
             </w:r>
@@ -4225,14 +3902,14 @@
           <w:p>
             <w:pPr>
               <w:rPr>
-                <w:sz w:val="14"/>
-                <w:szCs w:val="14"/>
+                <w:sz w:val="13"/>
+                <w:szCs w:val="13"/>
               </w:rPr>
             </w:pPr>
             <w:r>
               <w:rPr>
-                <w:sz w:val="14"/>
-                <w:szCs w:val="14"/>
+                <w:sz w:val="13"/>
+                <w:szCs w:val="13"/>
               </w:rPr>
               <w:t>MIX</w:t>
             </w:r>
@@ -4247,14 +3924,14 @@
             <w:pPr>
               <w:cnfStyle w:val="000000100000" w:firstRow="0" w:lastRow="0" w:firstColumn="0" w:lastColumn="0" w:oddVBand="0" w:evenVBand="0" w:oddHBand="1" w:evenHBand="0" w:firstRowFirstColumn="0" w:firstRowLastColumn="0" w:lastRowFirstColumn="0" w:lastRowLastColumn="0"/>
               <w:rPr>
-                <w:sz w:val="14"/>
-                <w:szCs w:val="14"/>
+                <w:sz w:val="13"/>
+                <w:szCs w:val="13"/>
               </w:rPr>
             </w:pPr>
             <w:r>
               <w:rPr>
-                <w:sz w:val="14"/>
-                <w:szCs w:val="14"/>
+                <w:sz w:val="13"/>
+                <w:szCs w:val="13"/>
               </w:rPr>
               <w:t>objection</w:t>
             </w:r>
@@ -4269,14 +3946,14 @@
             <w:pPr>
               <w:cnfStyle w:val="000000100000" w:firstRow="0" w:lastRow="0" w:firstColumn="0" w:lastColumn="0" w:oddVBand="0" w:evenVBand="0" w:oddHBand="1" w:evenHBand="0" w:firstRowFirstColumn="0" w:firstRowLastColumn="0" w:lastRowFirstColumn="0" w:lastRowLastColumn="0"/>
               <w:rPr>
-                <w:sz w:val="14"/>
-                <w:szCs w:val="14"/>
+                <w:sz w:val="13"/>
+                <w:szCs w:val="13"/>
               </w:rPr>
             </w:pPr>
             <w:r>
               <w:rPr>
-                <w:sz w:val="14"/>
-                <w:szCs w:val="14"/>
+                <w:sz w:val="13"/>
+                <w:szCs w:val="13"/>
               </w:rPr>
               <w:t>positive_engagement</w:t>
             </w:r>
@@ -4291,14 +3968,14 @@
             <w:pPr>
               <w:cnfStyle w:val="000000100000" w:firstRow="0" w:lastRow="0" w:firstColumn="0" w:lastColumn="0" w:oddVBand="0" w:evenVBand="0" w:oddHBand="1" w:evenHBand="0" w:firstRowFirstColumn="0" w:firstRowLastColumn="0" w:lastRowFirstColumn="0" w:lastRowLastColumn="0"/>
               <w:rPr>
-                <w:sz w:val="14"/>
-                <w:szCs w:val="14"/>
+                <w:sz w:val="13"/>
+                <w:szCs w:val="13"/>
               </w:rPr>
             </w:pPr>
             <w:r>
               <w:rPr>
-                <w:sz w:val="14"/>
-                <w:szCs w:val="14"/>
+                <w:sz w:val="13"/>
+                <w:szCs w:val="13"/>
               </w:rPr>
               <w:t>Lead, pricing konusunda bazı endişelerini dile getirdi ve mevcut teklifin bütçe ile uyumlu olup olmadığını sorguladı. Ayrıca, demo için uygun bir zaman belirlemek istedi, ancak...</w:t>
             </w:r>
@@ -4318,14 +3995,14 @@
           <w:p>
             <w:pPr>
               <w:rPr>
-                <w:sz w:val="14"/>
-                <w:szCs w:val="14"/>
+                <w:sz w:val="13"/>
+                <w:szCs w:val="13"/>
               </w:rPr>
             </w:pPr>
             <w:r>
               <w:rPr>
-                <w:sz w:val="14"/>
-                <w:szCs w:val="14"/>
+                <w:sz w:val="13"/>
+                <w:szCs w:val="13"/>
               </w:rPr>
               <w:t>TR</w:t>
             </w:r>
@@ -4340,14 +4017,14 @@
             <w:pPr>
               <w:cnfStyle w:val="000000010000" w:firstRow="0" w:lastRow="0" w:firstColumn="0" w:lastColumn="0" w:oddVBand="0" w:evenVBand="0" w:oddHBand="0" w:evenHBand="1" w:firstRowFirstColumn="0" w:firstRowLastColumn="0" w:lastRowFirstColumn="0" w:lastRowLastColumn="0"/>
               <w:rPr>
-                <w:sz w:val="14"/>
-                <w:szCs w:val="14"/>
+                <w:sz w:val="13"/>
+                <w:szCs w:val="13"/>
               </w:rPr>
             </w:pPr>
             <w:r>
               <w:rPr>
-                <w:sz w:val="14"/>
-                <w:szCs w:val="14"/>
+                <w:sz w:val="13"/>
+                <w:szCs w:val="13"/>
               </w:rPr>
               <w:t>disengaged</w:t>
             </w:r>
@@ -4362,14 +4039,14 @@
             <w:pPr>
               <w:cnfStyle w:val="000000010000" w:firstRow="0" w:lastRow="0" w:firstColumn="0" w:lastColumn="0" w:oddVBand="0" w:evenVBand="0" w:oddHBand="0" w:evenHBand="1" w:firstRowFirstColumn="0" w:firstRowLastColumn="0" w:lastRowFirstColumn="0" w:lastRowLastColumn="0"/>
               <w:rPr>
-                <w:sz w:val="14"/>
-                <w:szCs w:val="14"/>
+                <w:sz w:val="13"/>
+                <w:szCs w:val="13"/>
               </w:rPr>
             </w:pPr>
             <w:r>
               <w:rPr>
-                <w:sz w:val="14"/>
-                <w:szCs w:val="14"/>
+                <w:sz w:val="13"/>
+                <w:szCs w:val="13"/>
               </w:rPr>
               <w:t>neutral</w:t>
             </w:r>
@@ -4384,14 +4061,14 @@
             <w:pPr>
               <w:cnfStyle w:val="000000010000" w:firstRow="0" w:lastRow="0" w:firstColumn="0" w:lastColumn="0" w:oddVBand="0" w:evenVBand="0" w:oddHBand="0" w:evenHBand="1" w:firstRowFirstColumn="0" w:firstRowLastColumn="0" w:lastRowFirstColumn="0" w:lastRowLastColumn="0"/>
               <w:rPr>
-                <w:sz w:val="14"/>
-                <w:szCs w:val="14"/>
+                <w:sz w:val="13"/>
+                <w:szCs w:val="13"/>
               </w:rPr>
             </w:pPr>
             <w:r>
               <w:rPr>
-                <w:sz w:val="14"/>
-                <w:szCs w:val="14"/>
+                <w:sz w:val="13"/>
+                <w:szCs w:val="13"/>
               </w:rPr>
               <w:t>Web sitemi ziyaret etti ancak süre oldukça kısaydı. E-posta gönderdim ama henüz bir geri dönüş almadım. İlgi düzeyi belirsiz görünüyor.</w:t>
             </w:r>
@@ -4404,8 +4081,12 @@
         <w:pStyle w:val="Heading1"/>
       </w:pPr>
       <w:bookmarkStart w:id="15" w:name="h_10_operasyonel_karar_hata_maliyeti"/>
+    </w:p>
+    <w:p>
+      <w:pPr>
+        <w:pStyle w:val="Heading1"/>
+      </w:pPr>
       <w:r>
-        <w:lastRenderedPageBreak/>
         <w:t>10. Operasyonel Karar — Hata Maliyeti</w:t>
       </w:r>
       <w:bookmarkEnd w:id="15"/>
@@ -4547,234 +4228,61 @@
         <w:pStyle w:val="ListBullet"/>
       </w:pPr>
       <w:r>
+        <w:t>**Drift monitoring** — etkileşim notlarının embedding dağılımının haftalık kayması (örn. Wasserstein veya KL) + sınıf çıktı oranı kayması izlenmeli. Belirli bir eşik aşıldığında manuel inceleme alarmı.</w:t>
+      </w:r>
+    </w:p>
+    <w:p>
+      <w:pPr>
+        <w:pStyle w:val="ListBullet"/>
+      </w:pPr>
+      <w:r>
         <w:t>**Active learning + reviewer feedback loop** — modelin düşük-güven tahminlerini insan reviewer kuyruğuna yönlendir, etiket geri beslemesi alındıkça eğitim setine kat. 6 ayda etiketli setin %20 büyümesi tipik. Satış temsilcisinin dashboard'dan tek tıkla 'yanlış sınıflandırma' işaretlemesi, feedback loop'unun en doğal arayüzü.</w:t>
       </w:r>
     </w:p>
     <w:p>
       <w:pPr>
         <w:pStyle w:val="ListBullet"/>
-        <w:numPr>
-          <w:ilvl w:val="0"/>
-          <w:numId w:val="0"/>
-        </w:numPr>
-        <w:ind w:left="360" w:hanging="360"/>
-      </w:pPr>
+      </w:pPr>
+      <w:r>
+        <w:t>**Retrain cadence** — encoder fine-tune'a geçildikten sonra ayda 1 veya etiketli set %15 büyümeyi geçtiğinde retrain. F1-macro düşüşü %2 pp'yi geçerse acil retrain.</w:t>
+      </w:r>
     </w:p>
     <w:p>
       <w:pPr>
         <w:pStyle w:val="ListBullet"/>
-        <w:numPr>
-          <w:ilvl w:val="0"/>
-          <w:numId w:val="0"/>
-        </w:numPr>
-        <w:ind w:left="360" w:hanging="360"/>
-      </w:pPr>
+      </w:pPr>
+      <w:r>
+        <w:t>**Multi-lingual fairness audit** — TR/EN/Mix dilimlerinde sınıf-başına recall farkı ne kadar? Belirli bir azınlık dilinde sistematik recall düşüşü ürün kararı gerektirir (bkz. §11).</w:t>
+      </w:r>
     </w:p>
     <w:p>
       <w:pPr>
-        <w:pStyle w:val="ListBullet"/>
-        <w:numPr>
-          <w:ilvl w:val="0"/>
-          <w:numId w:val="0"/>
-        </w:numPr>
-        <w:ind w:left="360" w:hanging="360"/>
-      </w:pPr>
+        <w:pStyle w:val="Heading1"/>
+      </w:pPr>
+      <w:bookmarkStart w:id="18" w:name="h_13_birlesik_skor_entegrasyonu_sentimen"/>
     </w:p>
     <w:p>
       <w:pPr>
-        <w:pStyle w:val="ListBullet"/>
-        <w:numPr>
-          <w:ilvl w:val="0"/>
-          <w:numId w:val="0"/>
-        </w:numPr>
-        <w:ind w:left="360" w:hanging="360"/>
+        <w:pStyle w:val="Heading1"/>
       </w:pPr>
     </w:p>
     <w:p>
       <w:pPr>
-        <w:pStyle w:val="ListBullet"/>
-        <w:numPr>
-          <w:ilvl w:val="0"/>
-          <w:numId w:val="0"/>
-        </w:numPr>
-        <w:ind w:left="360" w:hanging="360"/>
+        <w:pStyle w:val="Heading1"/>
       </w:pPr>
     </w:p>
     <w:p>
       <w:pPr>
-        <w:pStyle w:val="ListBullet"/>
-        <w:numPr>
-          <w:ilvl w:val="0"/>
-          <w:numId w:val="0"/>
-        </w:numPr>
-        <w:ind w:left="360" w:hanging="360"/>
+        <w:pStyle w:val="Heading1"/>
       </w:pPr>
     </w:p>
+    <w:p/>
+    <w:p/>
+    <w:p/>
     <w:p>
       <w:pPr>
-        <w:pStyle w:val="ListBullet"/>
-        <w:numPr>
-          <w:ilvl w:val="0"/>
-          <w:numId w:val="0"/>
-        </w:numPr>
-        <w:ind w:left="360" w:hanging="360"/>
-      </w:pPr>
-    </w:p>
-    <w:p>
-      <w:pPr>
-        <w:pStyle w:val="ListBullet"/>
-        <w:numPr>
-          <w:ilvl w:val="0"/>
-          <w:numId w:val="0"/>
-        </w:numPr>
-        <w:ind w:left="360" w:hanging="360"/>
-      </w:pPr>
-    </w:p>
-    <w:p>
-      <w:pPr>
-        <w:pStyle w:val="ListBullet"/>
-        <w:numPr>
-          <w:ilvl w:val="0"/>
-          <w:numId w:val="0"/>
-        </w:numPr>
-        <w:ind w:left="360" w:hanging="360"/>
-      </w:pPr>
-    </w:p>
-    <w:p>
-      <w:pPr>
-        <w:pStyle w:val="ListBullet"/>
-        <w:numPr>
-          <w:ilvl w:val="0"/>
-          <w:numId w:val="0"/>
-        </w:numPr>
-        <w:ind w:left="360" w:hanging="360"/>
-      </w:pPr>
-    </w:p>
-    <w:p>
-      <w:pPr>
-        <w:pStyle w:val="ListBullet"/>
-        <w:numPr>
-          <w:ilvl w:val="0"/>
-          <w:numId w:val="0"/>
-        </w:numPr>
-        <w:ind w:left="360" w:hanging="360"/>
-      </w:pPr>
-    </w:p>
-    <w:p>
-      <w:pPr>
-        <w:pStyle w:val="ListBullet"/>
-        <w:numPr>
-          <w:ilvl w:val="0"/>
-          <w:numId w:val="0"/>
-        </w:numPr>
-        <w:ind w:left="360" w:hanging="360"/>
-      </w:pPr>
-    </w:p>
-    <w:p>
-      <w:pPr>
-        <w:pStyle w:val="ListBullet"/>
-        <w:numPr>
-          <w:ilvl w:val="0"/>
-          <w:numId w:val="0"/>
-        </w:numPr>
-        <w:ind w:left="360" w:hanging="360"/>
-      </w:pPr>
-    </w:p>
-    <w:p>
-      <w:pPr>
-        <w:pStyle w:val="ListBullet"/>
-        <w:numPr>
-          <w:ilvl w:val="0"/>
-          <w:numId w:val="0"/>
-        </w:numPr>
-        <w:ind w:left="360" w:hanging="360"/>
-      </w:pPr>
-    </w:p>
-    <w:p>
-      <w:pPr>
-        <w:pStyle w:val="ListBullet"/>
-        <w:numPr>
-          <w:ilvl w:val="0"/>
-          <w:numId w:val="0"/>
-        </w:numPr>
-        <w:ind w:left="360" w:hanging="360"/>
-      </w:pPr>
-    </w:p>
-    <w:p>
-      <w:pPr>
-        <w:pStyle w:val="ListBullet"/>
-        <w:numPr>
-          <w:ilvl w:val="0"/>
-          <w:numId w:val="0"/>
-        </w:numPr>
-        <w:ind w:left="360" w:hanging="360"/>
-      </w:pPr>
-    </w:p>
-    <w:p>
-      <w:pPr>
-        <w:pStyle w:val="ListBullet"/>
-        <w:numPr>
-          <w:ilvl w:val="0"/>
-          <w:numId w:val="0"/>
-        </w:numPr>
-        <w:ind w:left="360" w:hanging="360"/>
-      </w:pPr>
-    </w:p>
-    <w:p>
-      <w:pPr>
-        <w:pStyle w:val="ListBullet"/>
-        <w:numPr>
-          <w:ilvl w:val="0"/>
-          <w:numId w:val="0"/>
-        </w:numPr>
-        <w:ind w:left="360" w:hanging="360"/>
-      </w:pPr>
-    </w:p>
-    <w:p>
-      <w:pPr>
-        <w:pStyle w:val="ListBullet"/>
-        <w:numPr>
-          <w:ilvl w:val="0"/>
-          <w:numId w:val="0"/>
-        </w:numPr>
-        <w:ind w:left="360" w:hanging="360"/>
-      </w:pPr>
-    </w:p>
-    <w:p>
-      <w:pPr>
-        <w:pStyle w:val="ListBullet"/>
-        <w:numPr>
-          <w:ilvl w:val="0"/>
-          <w:numId w:val="0"/>
-        </w:numPr>
-        <w:ind w:left="360" w:hanging="360"/>
-      </w:pPr>
-    </w:p>
-    <w:p>
-      <w:pPr>
-        <w:pStyle w:val="ListBullet"/>
-        <w:numPr>
-          <w:ilvl w:val="0"/>
-          <w:numId w:val="0"/>
-        </w:numPr>
-        <w:ind w:left="360" w:hanging="360"/>
-      </w:pPr>
-    </w:p>
-    <w:p>
-      <w:pPr>
-        <w:pStyle w:val="ListBullet"/>
-        <w:numPr>
-          <w:ilvl w:val="0"/>
-          <w:numId w:val="0"/>
-        </w:numPr>
-        <w:ind w:left="360" w:hanging="360"/>
-      </w:pPr>
-    </w:p>
-    <w:p>
-      <w:pPr>
         <w:pStyle w:val="Heading1"/>
       </w:pPr>
-      <w:bookmarkStart w:id="18" w:name="h_13_birlesik_skor_entegrasyonu_sentimen"/>
       <w:r>
         <w:lastRenderedPageBreak/>
         <w:t>13. Birleşik Skor Entegrasyonu — Sentiment → Priority</w:t>
@@ -4959,7 +4467,7 @@
           <w:noProof/>
         </w:rPr>
         <w:drawing>
-          <wp:inline distT="0" distB="0" distL="0" distR="0" wp14:anchorId="6B51F23E" wp14:editId="41C71BDA">
+          <wp:inline distT="0" distB="0" distL="0" distR="0" wp14:anchorId="2645FBED" wp14:editId="65DE6CB7">
             <wp:extent cx="5303520" cy="2494475"/>
             <wp:effectExtent l="0" t="0" r="0" b="0"/>
             <wp:docPr id="7" name="Picture 7"/>
@@ -5195,31 +4703,31 @@
       </w:rPr>
     </w:lvl>
   </w:abstractNum>
-  <w:num w:numId="1" w16cid:durableId="1061102773">
+  <w:num w:numId="1" w16cid:durableId="975797085">
     <w:abstractNumId w:val="8"/>
   </w:num>
-  <w:num w:numId="2" w16cid:durableId="749159455">
+  <w:num w:numId="2" w16cid:durableId="1977174223">
     <w:abstractNumId w:val="6"/>
   </w:num>
-  <w:num w:numId="3" w16cid:durableId="777721889">
+  <w:num w:numId="3" w16cid:durableId="347024778">
     <w:abstractNumId w:val="5"/>
   </w:num>
-  <w:num w:numId="4" w16cid:durableId="1360156718">
+  <w:num w:numId="4" w16cid:durableId="117798029">
     <w:abstractNumId w:val="4"/>
   </w:num>
-  <w:num w:numId="5" w16cid:durableId="416635566">
+  <w:num w:numId="5" w16cid:durableId="2050572163">
     <w:abstractNumId w:val="7"/>
   </w:num>
-  <w:num w:numId="6" w16cid:durableId="272589185">
+  <w:num w:numId="6" w16cid:durableId="1577396815">
     <w:abstractNumId w:val="3"/>
   </w:num>
-  <w:num w:numId="7" w16cid:durableId="1697075813">
+  <w:num w:numId="7" w16cid:durableId="1354959950">
     <w:abstractNumId w:val="2"/>
   </w:num>
-  <w:num w:numId="8" w16cid:durableId="687439820">
+  <w:num w:numId="8" w16cid:durableId="1562017526">
     <w:abstractNumId w:val="1"/>
   </w:num>
-  <w:num w:numId="9" w16cid:durableId="524441960">
+  <w:num w:numId="9" w16cid:durableId="104539020">
     <w:abstractNumId w:val="0"/>
   </w:num>
 </w:numbering>
